--- a/(e)CRF/Per visite/Parallel - niet visitgebonden/Kwalitatief onderzoek/39_Protocol procesevaluatie.docx
+++ b/(e)CRF/Per visite/Parallel - niet visitgebonden/Kwalitatief onderzoek/39_Protocol procesevaluatie.docx
@@ -2,6 +2,24 @@
 <file path=word/document.xml><?xml version="1.0" encoding="utf-8"?>
 <w:document xmlns:wpc="http://schemas.microsoft.com/office/word/2010/wordprocessingCanvas" xmlns:cx="http://schemas.microsoft.com/office/drawing/2014/chartex" xmlns:cx1="http://schemas.microsoft.com/office/drawing/2015/9/8/chartex" xmlns:cx2="http://schemas.microsoft.com/office/drawing/2015/10/21/chartex" xmlns:cx3="http://schemas.microsoft.com/office/drawing/2016/5/9/chartex" xmlns:cx4="http://schemas.microsoft.com/office/drawing/2016/5/10/chartex" xmlns:cx5="http://schemas.microsoft.com/office/drawing/2016/5/11/chartex" xmlns:cx6="http://schemas.microsoft.com/office/drawing/2016/5/12/chartex" xmlns:cx7="http://schemas.microsoft.com/office/drawing/2016/5/13/chartex" xmlns:cx8="http://schemas.microsoft.com/office/drawing/2016/5/14/chartex" xmlns:mc="http://schemas.openxmlformats.org/markup-compatibility/2006" xmlns:aink="http://schemas.microsoft.com/office/drawing/2016/ink" xmlns:am3d="http://schemas.microsoft.com/office/drawing/2017/model3d" xmlns:o="urn:schemas-microsoft-com:office:office" xmlns:oel="http://schemas.microsoft.com/office/2019/extlst" xmlns:r="http://schemas.openxmlformats.org/officeDocument/2006/relationships" xmlns:m="http://schemas.openxmlformats.org/officeDocument/2006/math" xmlns:v="urn:schemas-microsoft-com:vml" xmlns:wp14="http://schemas.microsoft.com/office/word/2010/wordprocessingDrawing" xmlns:wp="http://schemas.openxmlformats.org/drawingml/2006/wordprocessingDrawing" xmlns:w10="urn:schemas-microsoft-com:office:word" xmlns:w="http://schemas.openxmlformats.org/wordprocessingml/2006/main" xmlns:w14="http://schemas.microsoft.com/office/word/2010/wordml" xmlns:w15="http://schemas.microsoft.com/office/word/2012/wordml" xmlns:w16cex="http://schemas.microsoft.com/office/word/2018/wordml/cex" xmlns:w16cid="http://schemas.microsoft.com/office/word/2016/wordml/cid" xmlns:w16="http://schemas.microsoft.com/office/word/2018/wordml" xmlns:w16du="http://schemas.microsoft.com/office/word/2023/wordml/word16du" xmlns:w16sdtdh="http://schemas.microsoft.com/office/word/2020/wordml/sdtdatahash" xmlns:w16sdtfl="http://schemas.microsoft.com/office/word/2024/wordml/sdtformatlock" xmlns:w16se="http://schemas.microsoft.com/office/word/2015/wordml/symex" xmlns:wpg="http://schemas.microsoft.com/office/word/2010/wordprocessingGroup" xmlns:wpi="http://schemas.microsoft.com/office/word/2010/wordprocessingInk" xmlns:wne="http://schemas.microsoft.com/office/word/2006/wordml" xmlns:wps="http://schemas.microsoft.com/office/word/2010/wordprocessingShape" mc:Ignorable="w14 w15 w16se w16cid w16 w16cex w16sdtdh w16sdtfl w16du wp14">
   <w:body>
+    <w:p>
+      <w:pPr>
+        <w:jc w:val="center"/>
+        <w:rPr>
+          <w:ins w:id="1000" w:author="Janou De Buyser" w:date="2026-10-25T10:00:00Z"/>
+        </w:rPr>
+      </w:pPr>
+      <w:ins w:id="1001" w:author="Janou De Buyser" w:date="2026-10-25T10:00:00Z">
+        <w:r>
+          <w:rPr>
+            <w:b/>
+            <w:color w:val="123A5F"/>
+            <w:sz w:val="28"/>
+          </w:rPr>
+          <w:t xml:space="preserve">Appendix 39: Process Evaluation Protocol</w:t>
+        </w:r>
+      </w:ins>
+    </w:p>
     <w:tbl>
       <w:tblPr>
         <w:tblStyle w:val="TableGrid"/>
@@ -38,6 +56,7 @@
                 <w:lang w:val="en-GB"/>
               </w:rPr>
             </w:pPr>
+            <w:commentRangeStart w:id="0"/>
             <w:r>
               <w:rPr>
                 <w:rFonts w:ascii="Arial" w:hAnsi="Arial" w:eastAsia="Arial" w:cs="Arial"/>
@@ -48,6 +67,13 @@
                 <w:lang w:val="en-GB"/>
               </w:rPr>
               <w:t xml:space="preserve">Dimension and subdimension </w:t>
+            </w:r>
+            <w:commentRangeEnd w:id="0"/>
+            <w:r>
+              <w:rPr>
+                <w:rStyle w:val="CommentReference"/>
+              </w:rPr>
+              <w:commentReference w:id="0"/>
             </w:r>
           </w:p>
         </w:tc>
@@ -231,6 +257,7 @@
                 <w:lang w:val="en-GB"/>
               </w:rPr>
             </w:pPr>
+            <w:commentRangeStart w:id="1"/>
             <w:r>
               <w:rPr>
                 <w:rFonts w:ascii="Arial" w:hAnsi="Arial" w:eastAsia="Arial" w:cs="Arial"/>
@@ -242,6 +269,13 @@
                 <w:lang w:val="en-GB"/>
               </w:rPr>
               <w:t>Implementation</w:t>
+            </w:r>
+            <w:commentRangeEnd w:id="1"/>
+            <w:r>
+              <w:rPr>
+                <w:rStyle w:val="CommentReference"/>
+              </w:rPr>
+              <w:commentReference w:id="1"/>
             </w:r>
           </w:p>
         </w:tc>
@@ -1150,6 +1184,7 @@
                 <w:lang w:val="en-GB"/>
               </w:rPr>
             </w:pPr>
+            <w:commentRangeStart w:id="2"/>
             <w:r>
               <w:rPr>
                 <w:rFonts w:ascii="Arial" w:hAnsi="Arial" w:eastAsia="Arial" w:cs="Arial"/>
@@ -1221,6 +1256,13 @@
                 <w:lang w:val="en-GB"/>
               </w:rPr>
               <w:t>(selection based on randomisation)</w:t>
+            </w:r>
+            <w:commentRangeEnd w:id="2"/>
+            <w:r>
+              <w:rPr>
+                <w:rStyle w:val="CommentReference"/>
+              </w:rPr>
+              <w:commentReference w:id="2"/>
             </w:r>
           </w:p>
           <w:p>
@@ -7360,6 +7402,59 @@
     </w:sectPr>
   </w:body>
 </w:document>
+</file>
+
+<file path=word/comments.xml><?xml version="1.0" encoding="utf-8"?>
+<w:comments xmlns:a="http://schemas.openxmlformats.org/drawingml/2006/main" xmlns:pic="http://schemas.openxmlformats.org/drawingml/2006/picture" xmlns:r="http://schemas.openxmlformats.org/officeDocument/2006/relationships" xmlns:w="http://schemas.openxmlformats.org/wordprocessingml/2006/main" xmlns:wp="http://schemas.openxmlformats.org/drawingml/2006/wordprocessingDrawing" xmlns:mc="http://schemas.openxmlformats.org/markup-compatibility/2006" xmlns:a14="http://schemas.microsoft.com/office/drawing/2010/main" xmlns:w14="http://schemas.microsoft.com/office/word/2010/wordml" xmlns:wpc="http://schemas.microsoft.com/office/word/2010/wordprocessingCanvas">
+  <w:comment w:id="0" w:author="Janou De Buyser" w:initials="JDB" w:date="2026-10-25T18:00:02Z">
+    <w:p>
+      <w:pPr>
+        <w:pStyle w:val="CommentText"/>
+      </w:pPr>
+      <w:r>
+        <w:rPr>
+          <w:rStyle w:val="CommentReference"/>
+        </w:rPr>
+        <w:annotationRef/>
+      </w:r>
+      <w:r>
+        <w:t>Koppeling met de formulieren in de set: gestructureerd dagboek = eCRF 40; interviewgidsen = eCRF 41 (patiënt), 42 (therapeut) en 43 (management); fidelity = eCRF 44; logboek educatie = eCRF 18; screening = eCRF 00 en 01; adverse events = eCRF 46. Twee aanvullingen om te overwegen: de interviews met managers (eCRF 43) hebben nog geen rij in deze tabel, en het nieuwe eCRF 49 registreert op elke visite het start- en einduur van podoloog en verpleegkundige, in beide armen (mogelijke bron voor 1B, I3).</w:t>
+      </w:r>
+    </w:p>
+  </w:comment>
+  <w:comment w:id="1" w:author="Janou De Buyser" w:initials="JDB" w:date="2026-10-25T18:00:02Z">
+    <w:p>
+      <w:pPr>
+        <w:pStyle w:val="CommentText"/>
+      </w:pPr>
+      <w:r>
+        <w:rPr>
+          <w:rStyle w:val="CommentReference"/>
+        </w:rPr>
+        <w:annotationRef/>
+      </w:r>
+      <w:r>
+        <w:t>Usual Care komt in dit protocol niet voor. Het toestemmingsformulier therapeut (eCRF 04) vermeldt een evaluatie van de gebruikelijke zorg, en het manuscript zegt dat de interviews over beide armen gespreid worden. Voegen we een Usual Care-component toe (gebruikelijke zorg beschrijven, contaminatie opvolgen), of interviewen we alleen in Optimal Care?</w:t>
+      </w:r>
+    </w:p>
+  </w:comment>
+  <w:comment w:id="2" w:author="Janou De Buyser" w:initials="JDB" w:date="2026-10-25T18:00:02Z">
+    <w:p>
+      <w:pPr>
+        <w:pStyle w:val="CommentText"/>
+      </w:pPr>
+      <w:r>
+        <w:rPr>
+          <w:rStyle w:val="CommentReference"/>
+        </w:rPr>
+        <w:annotationRef/>
+      </w:r>
+      <w:r>
+        <w:t>Opnames: de andere documenten volgen dit protocol (twee sessies per patiënt, video). Het manuscript spreekt nog van "a sample of sessions audio-recorded or observed" en moet hieraan aangepast worden. Het toestemmingsformulier van de patiënt (eCRF 02) vraagt voor opnames een afzonderlijke toestemming; dat formulier zit nog niet in de set.</w:t>
+      </w:r>
+    </w:p>
+  </w:comment>
+</w:comments>
 </file>
 
 <file path=word/endnotes.xml><?xml version="1.0" encoding="utf-8"?>

--- a/(e)CRF/Per visite/Parallel - niet visitgebonden/Kwalitatief onderzoek/39_Protocol procesevaluatie.docx
+++ b/(e)CRF/Per visite/Parallel - niet visitgebonden/Kwalitatief onderzoek/39_Protocol procesevaluatie.docx
@@ -6,10 +6,10 @@
       <w:pPr>
         <w:jc w:val="center"/>
         <w:rPr>
-          <w:ins w:id="1000" w:author="Janou De Buyser" w:date="2026-10-25T10:00:00Z"/>
+          <w:ins w:id="1000" w:author="Janou De Buyser" w:date="2026-10-26T10:00:00Z"/>
         </w:rPr>
       </w:pPr>
-      <w:ins w:id="1001" w:author="Janou De Buyser" w:date="2026-10-25T10:00:00Z">
+      <w:ins w:id="1001" w:author="Janou De Buyser" w:date="2026-10-26T10:00:00Z">
         <w:r>
           <w:rPr>
             <w:b/>
@@ -3122,6 +3122,7 @@
                 <w:lang w:val="en-GB"/>
               </w:rPr>
             </w:pPr>
+            <w:commentRangeStart w:id="3"/>
             <w:r>
               <w:rPr>
                 <w:rFonts w:ascii="Arial" w:hAnsi="Arial" w:eastAsia="Arial" w:cs="Arial"/>
@@ -3216,6 +3217,13 @@
                 <w:lang w:val="en-GB"/>
               </w:rPr>
               <w:t>eCRF</w:t>
+            </w:r>
+            <w:commentRangeEnd w:id="3"/>
+            <w:r>
+              <w:rPr>
+                <w:rStyle w:val="CommentReference"/>
+              </w:rPr>
+              <w:commentReference w:id="3"/>
             </w:r>
           </w:p>
         </w:tc>
@@ -7406,7 +7414,7 @@
 
 <file path=word/comments.xml><?xml version="1.0" encoding="utf-8"?>
 <w:comments xmlns:a="http://schemas.openxmlformats.org/drawingml/2006/main" xmlns:pic="http://schemas.openxmlformats.org/drawingml/2006/picture" xmlns:r="http://schemas.openxmlformats.org/officeDocument/2006/relationships" xmlns:w="http://schemas.openxmlformats.org/wordprocessingml/2006/main" xmlns:wp="http://schemas.openxmlformats.org/drawingml/2006/wordprocessingDrawing" xmlns:mc="http://schemas.openxmlformats.org/markup-compatibility/2006" xmlns:a14="http://schemas.microsoft.com/office/drawing/2010/main" xmlns:w14="http://schemas.microsoft.com/office/word/2010/wordml" xmlns:wpc="http://schemas.microsoft.com/office/word/2010/wordprocessingCanvas">
-  <w:comment w:id="0" w:author="Janou De Buyser" w:initials="JDB" w:date="2026-10-25T18:00:02Z">
+  <w:comment w:id="0" w:author="Janou De Buyser" w:initials="JDB" w:date="2026-10-26T06:44:29Z">
     <w:p>
       <w:pPr>
         <w:pStyle w:val="CommentText"/>
@@ -7422,7 +7430,7 @@
       </w:r>
     </w:p>
   </w:comment>
-  <w:comment w:id="1" w:author="Janou De Buyser" w:initials="JDB" w:date="2026-10-25T18:00:02Z">
+  <w:comment w:id="1" w:author="Janou De Buyser" w:initials="JDB" w:date="2026-10-26T06:44:29Z">
     <w:p>
       <w:pPr>
         <w:pStyle w:val="CommentText"/>
@@ -7438,7 +7446,7 @@
       </w:r>
     </w:p>
   </w:comment>
-  <w:comment w:id="2" w:author="Janou De Buyser" w:initials="JDB" w:date="2026-10-25T18:00:02Z">
+  <w:comment w:id="2" w:author="Janou De Buyser" w:initials="JDB" w:date="2026-10-26T06:44:29Z">
     <w:p>
       <w:pPr>
         <w:pStyle w:val="CommentText"/>
@@ -7451,6 +7459,22 @@
       </w:r>
       <w:r>
         <w:t>Opnames: de andere documenten volgen dit protocol (twee sessies per patiënt, video). Het manuscript spreekt nog van "a sample of sessions audio-recorded or observed" en moet hieraan aangepast worden. Het toestemmingsformulier van de patiënt (eCRF 02) vraagt voor opnames een afzonderlijke toestemming; dat formulier zit nog niet in de set.</w:t>
+      </w:r>
+    </w:p>
+  </w:comment>
+  <w:comment w:id="3" w:author="Janou De Buyser" w:initials="JDB" w:date="2026-10-26T06:44:29Z">
+    <w:p>
+      <w:pPr>
+        <w:pStyle w:val="CommentText"/>
+      </w:pPr>
+      <w:r>
+        <w:rPr>
+          <w:rStyle w:val="CommentReference"/>
+        </w:rPr>
+        <w:annotationRef/>
+      </w:r>
+      <w:r>
+        <w:t>Kleine tekstpunten, ter controle: (f) heeft alleen een I1, dus wellicht "To measure I1"; bij (k) en (m1) ontbreekt "session" na "the last PARADISE"; "(d)Throughout" mist een spatie; de letters springen van (o) naar (q). De interviews met zorgverleners staan bij (a2), (g2), (l) en (m2) op "every 6 months", bij (n2), (o2) en (q) op "after 12 months": welke timing geldt?</w:t>
       </w:r>
     </w:p>
   </w:comment>

--- a/(e)CRF/Per visite/Parallel - niet visitgebonden/Kwalitatief onderzoek/39_Protocol procesevaluatie.docx
+++ b/(e)CRF/Per visite/Parallel - niet visitgebonden/Kwalitatief onderzoek/39_Protocol procesevaluatie.docx
@@ -56,7 +56,6 @@
                 <w:lang w:val="en-GB"/>
               </w:rPr>
             </w:pPr>
-            <w:commentRangeStart w:id="0"/>
             <w:r>
               <w:rPr>
                 <w:rFonts w:ascii="Arial" w:hAnsi="Arial" w:eastAsia="Arial" w:cs="Arial"/>
@@ -67,13 +66,6 @@
                 <w:lang w:val="en-GB"/>
               </w:rPr>
               <w:t xml:space="preserve">Dimension and subdimension </w:t>
-            </w:r>
-            <w:commentRangeEnd w:id="0"/>
-            <w:r>
-              <w:rPr>
-                <w:rStyle w:val="CommentReference"/>
-              </w:rPr>
-              <w:commentReference w:id="0"/>
             </w:r>
           </w:p>
         </w:tc>
@@ -257,7 +249,6 @@
                 <w:lang w:val="en-GB"/>
               </w:rPr>
             </w:pPr>
-            <w:commentRangeStart w:id="1"/>
             <w:r>
               <w:rPr>
                 <w:rFonts w:ascii="Arial" w:hAnsi="Arial" w:eastAsia="Arial" w:cs="Arial"/>
@@ -269,13 +260,6 @@
                 <w:lang w:val="en-GB"/>
               </w:rPr>
               <w:t>Implementation</w:t>
-            </w:r>
-            <w:commentRangeEnd w:id="1"/>
-            <w:r>
-              <w:rPr>
-                <w:rStyle w:val="CommentReference"/>
-              </w:rPr>
-              <w:commentReference w:id="1"/>
             </w:r>
           </w:p>
         </w:tc>
@@ -1184,7 +1168,6 @@
                 <w:lang w:val="en-GB"/>
               </w:rPr>
             </w:pPr>
-            <w:commentRangeStart w:id="2"/>
             <w:r>
               <w:rPr>
                 <w:rFonts w:ascii="Arial" w:hAnsi="Arial" w:eastAsia="Arial" w:cs="Arial"/>
@@ -1256,13 +1239,6 @@
                 <w:lang w:val="en-GB"/>
               </w:rPr>
               <w:t>(selection based on randomisation)</w:t>
-            </w:r>
-            <w:commentRangeEnd w:id="2"/>
-            <w:r>
-              <w:rPr>
-                <w:rStyle w:val="CommentReference"/>
-              </w:rPr>
-              <w:commentReference w:id="2"/>
             </w:r>
           </w:p>
           <w:p>
@@ -3122,7 +3098,6 @@
                 <w:lang w:val="en-GB"/>
               </w:rPr>
             </w:pPr>
-            <w:commentRangeStart w:id="3"/>
             <w:r>
               <w:rPr>
                 <w:rFonts w:ascii="Arial" w:hAnsi="Arial" w:eastAsia="Arial" w:cs="Arial"/>
@@ -3217,13 +3192,6 @@
                 <w:lang w:val="en-GB"/>
               </w:rPr>
               <w:t>eCRF</w:t>
-            </w:r>
-            <w:commentRangeEnd w:id="3"/>
-            <w:r>
-              <w:rPr>
-                <w:rStyle w:val="CommentReference"/>
-              </w:rPr>
-              <w:commentReference w:id="3"/>
             </w:r>
           </w:p>
         </w:tc>
@@ -7410,75 +7378,6 @@
     </w:sectPr>
   </w:body>
 </w:document>
-</file>
-
-<file path=word/comments.xml><?xml version="1.0" encoding="utf-8"?>
-<w:comments xmlns:a="http://schemas.openxmlformats.org/drawingml/2006/main" xmlns:pic="http://schemas.openxmlformats.org/drawingml/2006/picture" xmlns:r="http://schemas.openxmlformats.org/officeDocument/2006/relationships" xmlns:w="http://schemas.openxmlformats.org/wordprocessingml/2006/main" xmlns:wp="http://schemas.openxmlformats.org/drawingml/2006/wordprocessingDrawing" xmlns:mc="http://schemas.openxmlformats.org/markup-compatibility/2006" xmlns:a14="http://schemas.microsoft.com/office/drawing/2010/main" xmlns:w14="http://schemas.microsoft.com/office/word/2010/wordml" xmlns:wpc="http://schemas.microsoft.com/office/word/2010/wordprocessingCanvas">
-  <w:comment w:id="0" w:author="Janou De Buyser" w:initials="JDB" w:date="2026-10-26T06:44:29Z">
-    <w:p>
-      <w:pPr>
-        <w:pStyle w:val="CommentText"/>
-      </w:pPr>
-      <w:r>
-        <w:rPr>
-          <w:rStyle w:val="CommentReference"/>
-        </w:rPr>
-        <w:annotationRef/>
-      </w:r>
-      <w:r>
-        <w:t>Koppeling met de formulieren in de set: gestructureerd dagboek = eCRF 40; interviewgidsen = eCRF 41 (patiënt), 42 (therapeut) en 43 (management); fidelity = eCRF 44; logboek educatie = eCRF 18; screening = eCRF 00 en 01; adverse events = eCRF 46. Twee aanvullingen om te overwegen: de interviews met managers (eCRF 43) hebben nog geen rij in deze tabel, en het nieuwe eCRF 49 registreert op elke visite het start- en einduur van podoloog en verpleegkundige, in beide armen (mogelijke bron voor 1B, I3).</w:t>
-      </w:r>
-    </w:p>
-  </w:comment>
-  <w:comment w:id="1" w:author="Janou De Buyser" w:initials="JDB" w:date="2026-10-26T06:44:29Z">
-    <w:p>
-      <w:pPr>
-        <w:pStyle w:val="CommentText"/>
-      </w:pPr>
-      <w:r>
-        <w:rPr>
-          <w:rStyle w:val="CommentReference"/>
-        </w:rPr>
-        <w:annotationRef/>
-      </w:r>
-      <w:r>
-        <w:t>Usual Care komt in dit protocol niet voor. Het toestemmingsformulier therapeut (eCRF 04) vermeldt een evaluatie van de gebruikelijke zorg, en het manuscript zegt dat de interviews over beide armen gespreid worden. Voegen we een Usual Care-component toe (gebruikelijke zorg beschrijven, contaminatie opvolgen), of interviewen we alleen in Optimal Care?</w:t>
-      </w:r>
-    </w:p>
-  </w:comment>
-  <w:comment w:id="2" w:author="Janou De Buyser" w:initials="JDB" w:date="2026-10-26T06:44:29Z">
-    <w:p>
-      <w:pPr>
-        <w:pStyle w:val="CommentText"/>
-      </w:pPr>
-      <w:r>
-        <w:rPr>
-          <w:rStyle w:val="CommentReference"/>
-        </w:rPr>
-        <w:annotationRef/>
-      </w:r>
-      <w:r>
-        <w:t>Opnames: de andere documenten volgen dit protocol (twee sessies per patiënt, video). Het manuscript spreekt nog van "a sample of sessions audio-recorded or observed" en moet hieraan aangepast worden. Het toestemmingsformulier van de patiënt (eCRF 02) vraagt voor opnames een afzonderlijke toestemming; dat formulier zit nog niet in de set.</w:t>
-      </w:r>
-    </w:p>
-  </w:comment>
-  <w:comment w:id="3" w:author="Janou De Buyser" w:initials="JDB" w:date="2026-10-26T06:44:29Z">
-    <w:p>
-      <w:pPr>
-        <w:pStyle w:val="CommentText"/>
-      </w:pPr>
-      <w:r>
-        <w:rPr>
-          <w:rStyle w:val="CommentReference"/>
-        </w:rPr>
-        <w:annotationRef/>
-      </w:r>
-      <w:r>
-        <w:t>Kleine tekstpunten, ter controle: (f) heeft alleen een I1, dus wellicht "To measure I1"; bij (k) en (m1) ontbreekt "session" na "the last PARADISE"; "(d)Throughout" mist een spatie; de letters springen van (o) naar (q). De interviews met zorgverleners staan bij (a2), (g2), (l) en (m2) op "every 6 months", bij (n2), (o2) en (q) op "after 12 months": welke timing geldt?</w:t>
-      </w:r>
-    </w:p>
-  </w:comment>
-</w:comments>
 </file>
 
 <file path=word/endnotes.xml><?xml version="1.0" encoding="utf-8"?>
